--- a/Report/template/Module02/SNOW.docx
+++ b/Report/template/Module02/SNOW.docx
@@ -39,7 +39,7 @@
         <w:spacing w:line="360" w:lineRule="auto"/>
         <w:ind w:firstLine="420" w:firstLineChars="0"/>
         <w:rPr>
-          <w:rFonts w:hint="eastAsia" w:ascii="Times New Roman" w:hAnsi="Times New Roman" w:eastAsia="仿宋" w:cs="Times New Roman"/>
+          <w:rFonts w:hint="eastAsia" w:cs="Times New Roman"/>
           <w:color w:val="000000"/>
           <w:sz w:val="24"/>
           <w:szCs w:val="24"/>
@@ -104,7 +104,17 @@
           <w:szCs w:val="24"/>
           <w:lang w:val="en-US" w:eastAsia="zh-CN"/>
         </w:rPr>
-        <w:t>cm，历年的年积雪深度在</w:t>
+        <w:t>cm</w:t>
+      </w:r>
+      <w:r>
+        <w:rPr>
+          <w:rFonts w:hint="eastAsia" w:cs="Times New Roman"/>
+          <w:color w:val="000000"/>
+          <w:sz w:val="24"/>
+          <w:szCs w:val="24"/>
+          <w:lang w:val="en-US" w:eastAsia="zh-CN"/>
+        </w:rPr>
+        <w:t>。</w:t>
       </w:r>
       <w:r>
         <w:rPr>
@@ -134,17 +144,47 @@
           <w:szCs w:val="24"/>
           <w:lang w:val="en-US" w:eastAsia="zh-CN"/>
         </w:rPr>
-        <w:t>_1}}</w:t>
-      </w:r>
-      <w:r>
-        <w:rPr>
-          <w:rFonts w:hint="eastAsia" w:ascii="Times New Roman" w:hAnsi="Times New Roman" w:eastAsia="仿宋" w:cs="Times New Roman"/>
-          <w:color w:val="000000"/>
-          <w:sz w:val="24"/>
-          <w:szCs w:val="24"/>
-          <w:lang w:val="en-US" w:eastAsia="zh-CN"/>
-        </w:rPr>
-        <w:t>cm（</w:t>
+        <w:t>_</w:t>
+      </w:r>
+      <w:r>
+        <w:rPr>
+          <w:rFonts w:hint="eastAsia" w:cs="Times New Roman"/>
+          <w:color w:val="000000"/>
+          <w:sz w:val="24"/>
+          <w:szCs w:val="24"/>
+          <w:lang w:val="en-US" w:eastAsia="zh-CN"/>
+        </w:rPr>
+        <w:t>2</w:t>
+      </w:r>
+      <w:r>
+        <w:rPr>
+          <w:rFonts w:hint="default" w:ascii="Times New Roman" w:hAnsi="Times New Roman" w:eastAsia="仿宋" w:cs="Times New Roman"/>
+          <w:color w:val="000000"/>
+          <w:sz w:val="24"/>
+          <w:szCs w:val="24"/>
+          <w:lang w:val="en-US" w:eastAsia="zh-CN"/>
+        </w:rPr>
+        <w:t>_year}}</w:t>
+      </w:r>
+      <w:r>
+        <w:rPr>
+          <w:rFonts w:hint="eastAsia" w:ascii="Times New Roman" w:hAnsi="Times New Roman" w:eastAsia="仿宋" w:cs="Times New Roman"/>
+          <w:color w:val="000000"/>
+          <w:sz w:val="24"/>
+          <w:szCs w:val="24"/>
+          <w:lang w:val="en-US" w:eastAsia="zh-CN"/>
+        </w:rPr>
+        <w:t>年平均积雪深度</w:t>
+      </w:r>
+      <w:r>
+        <w:rPr>
+          <w:rFonts w:hint="eastAsia" w:cs="Times New Roman"/>
+          <w:color w:val="000000"/>
+          <w:sz w:val="24"/>
+          <w:szCs w:val="24"/>
+          <w:lang w:val="en-US" w:eastAsia="zh-CN"/>
+        </w:rPr>
+        <w:t>最高，为</w:t>
       </w:r>
       <w:r>
         <w:rPr>
@@ -174,17 +214,17 @@
           <w:szCs w:val="24"/>
           <w:lang w:val="en-US" w:eastAsia="zh-CN"/>
         </w:rPr>
-        <w:t>_1</w:t>
-      </w:r>
-      <w:r>
-        <w:rPr>
-          <w:rFonts w:hint="eastAsia" w:ascii="Times New Roman" w:hAnsi="Times New Roman" w:eastAsia="仿宋" w:cs="Times New Roman"/>
-          <w:color w:val="000000"/>
-          <w:sz w:val="24"/>
-          <w:szCs w:val="24"/>
-          <w:lang w:val="en-US" w:eastAsia="zh-CN"/>
-        </w:rPr>
-        <w:t>_year</w:t>
+        <w:t>_</w:t>
+      </w:r>
+      <w:r>
+        <w:rPr>
+          <w:rFonts w:hint="eastAsia" w:cs="Times New Roman"/>
+          <w:color w:val="000000"/>
+          <w:sz w:val="24"/>
+          <w:szCs w:val="24"/>
+          <w:lang w:val="en-US" w:eastAsia="zh-CN"/>
+        </w:rPr>
+        <w:t>2</w:t>
       </w:r>
       <w:r>
         <w:rPr>
@@ -204,7 +244,17 @@
           <w:szCs w:val="24"/>
           <w:lang w:val="en-US" w:eastAsia="zh-CN"/>
         </w:rPr>
-        <w:t>年）～</w:t>
+        <w:t>cm</w:t>
+      </w:r>
+      <w:r>
+        <w:rPr>
+          <w:rFonts w:hint="eastAsia" w:cs="Times New Roman"/>
+          <w:color w:val="000000"/>
+          <w:sz w:val="24"/>
+          <w:szCs w:val="24"/>
+          <w:lang w:val="en-US" w:eastAsia="zh-CN"/>
+        </w:rPr>
+        <w:t>，</w:t>
       </w:r>
       <w:r>
         <w:rPr>
@@ -238,13 +288,83 @@
       </w:r>
       <w:r>
         <w:rPr>
-          <w:rFonts w:hint="eastAsia" w:ascii="Times New Roman" w:hAnsi="Times New Roman" w:eastAsia="仿宋" w:cs="Times New Roman"/>
-          <w:color w:val="000000"/>
-          <w:sz w:val="24"/>
-          <w:szCs w:val="24"/>
-          <w:lang w:val="en-US" w:eastAsia="zh-CN"/>
-        </w:rPr>
-        <w:t>2</w:t>
+          <w:rFonts w:hint="eastAsia" w:cs="Times New Roman"/>
+          <w:color w:val="000000"/>
+          <w:sz w:val="24"/>
+          <w:szCs w:val="24"/>
+          <w:lang w:val="en-US" w:eastAsia="zh-CN"/>
+        </w:rPr>
+        <w:t>1</w:t>
+      </w:r>
+      <w:r>
+        <w:rPr>
+          <w:rFonts w:hint="default" w:ascii="Times New Roman" w:hAnsi="Times New Roman" w:eastAsia="仿宋" w:cs="Times New Roman"/>
+          <w:color w:val="000000"/>
+          <w:sz w:val="24"/>
+          <w:szCs w:val="24"/>
+          <w:lang w:val="en-US" w:eastAsia="zh-CN"/>
+        </w:rPr>
+        <w:t>_year}}</w:t>
+      </w:r>
+      <w:r>
+        <w:rPr>
+          <w:rFonts w:hint="eastAsia" w:ascii="Times New Roman" w:hAnsi="Times New Roman" w:eastAsia="仿宋" w:cs="Times New Roman"/>
+          <w:color w:val="000000"/>
+          <w:sz w:val="24"/>
+          <w:szCs w:val="24"/>
+          <w:lang w:val="en-US" w:eastAsia="zh-CN"/>
+        </w:rPr>
+        <w:t>年平均积雪深度</w:t>
+      </w:r>
+      <w:r>
+        <w:rPr>
+          <w:rFonts w:hint="eastAsia" w:cs="Times New Roman"/>
+          <w:color w:val="000000"/>
+          <w:sz w:val="24"/>
+          <w:szCs w:val="24"/>
+          <w:lang w:val="en-US" w:eastAsia="zh-CN"/>
+        </w:rPr>
+        <w:t>最低，为</w:t>
+      </w:r>
+      <w:r>
+        <w:rPr>
+          <w:rFonts w:hint="default" w:ascii="Times New Roman" w:hAnsi="Times New Roman" w:eastAsia="仿宋" w:cs="Times New Roman"/>
+          <w:color w:val="000000"/>
+          <w:sz w:val="24"/>
+          <w:szCs w:val="24"/>
+          <w:lang w:val="en-US" w:eastAsia="zh-CN"/>
+        </w:rPr>
+        <w:t>{{average_</w:t>
+      </w:r>
+      <w:r>
+        <w:rPr>
+          <w:rFonts w:hint="eastAsia" w:ascii="Times New Roman" w:hAnsi="Times New Roman" w:eastAsia="仿宋" w:cs="Times New Roman"/>
+          <w:color w:val="000000"/>
+          <w:sz w:val="24"/>
+          <w:szCs w:val="24"/>
+          <w:lang w:val="en-US" w:eastAsia="zh-CN"/>
+        </w:rPr>
+        <w:t>snow</w:t>
+      </w:r>
+      <w:r>
+        <w:rPr>
+          <w:rFonts w:hint="default" w:ascii="Times New Roman" w:hAnsi="Times New Roman" w:eastAsia="仿宋" w:cs="Times New Roman"/>
+          <w:color w:val="000000"/>
+          <w:sz w:val="24"/>
+          <w:szCs w:val="24"/>
+          <w:lang w:val="en-US" w:eastAsia="zh-CN"/>
+        </w:rPr>
+        <w:t>_</w:t>
+      </w:r>
+      <w:r>
+        <w:rPr>
+          <w:rFonts w:hint="eastAsia" w:cs="Times New Roman"/>
+          <w:color w:val="000000"/>
+          <w:sz w:val="24"/>
+          <w:szCs w:val="24"/>
+          <w:lang w:val="en-US" w:eastAsia="zh-CN"/>
+        </w:rPr>
+        <w:t>1</w:t>
       </w:r>
       <w:r>
         <w:rPr>
@@ -264,7 +384,37 @@
           <w:szCs w:val="24"/>
           <w:lang w:val="en-US" w:eastAsia="zh-CN"/>
         </w:rPr>
-        <w:t>cm（</w:t>
+        <w:t>cm</w:t>
+      </w:r>
+      <w:r>
+        <w:rPr>
+          <w:rFonts w:hint="eastAsia" w:cs="Times New Roman"/>
+          <w:color w:val="000000"/>
+          <w:sz w:val="24"/>
+          <w:szCs w:val="24"/>
+          <w:lang w:val="en-US" w:eastAsia="zh-CN"/>
+        </w:rPr>
+        <w:t>。</w:t>
+      </w:r>
+      <w:r>
+        <w:rPr>
+          <w:rFonts w:hint="default" w:ascii="Times New Roman" w:hAnsi="Times New Roman" w:eastAsia="仿宋" w:cs="Times New Roman"/>
+          <w:color w:val="000000"/>
+          <w:sz w:val="24"/>
+          <w:szCs w:val="24"/>
+          <w:lang w:val="en-US" w:eastAsia="zh-CN"/>
+        </w:rPr>
+        <w:t>{{station_name}}</w:t>
+      </w:r>
+      <w:r>
+        <w:rPr>
+          <w:rFonts w:hint="eastAsia" w:ascii="Times New Roman" w:hAnsi="Times New Roman" w:eastAsia="仿宋" w:cs="Times New Roman"/>
+          <w:color w:val="000000"/>
+          <w:sz w:val="24"/>
+          <w:szCs w:val="24"/>
+          <w:lang w:val="en-US" w:eastAsia="zh-CN"/>
+        </w:rPr>
+        <w:t>的年平均积雪深度呈</w:t>
       </w:r>
       <w:r>
         <w:rPr>
@@ -284,27 +434,7 @@
           <w:szCs w:val="24"/>
           <w:lang w:val="en-US" w:eastAsia="zh-CN"/>
         </w:rPr>
-        <w:t>snow</w:t>
-      </w:r>
-      <w:r>
-        <w:rPr>
-          <w:rFonts w:hint="default" w:ascii="Times New Roman" w:hAnsi="Times New Roman" w:eastAsia="仿宋" w:cs="Times New Roman"/>
-          <w:color w:val="000000"/>
-          <w:sz w:val="24"/>
-          <w:szCs w:val="24"/>
-          <w:lang w:val="en-US" w:eastAsia="zh-CN"/>
-        </w:rPr>
-        <w:t>_</w:t>
-      </w:r>
-      <w:r>
-        <w:rPr>
-          <w:rFonts w:hint="eastAsia" w:ascii="Times New Roman" w:hAnsi="Times New Roman" w:eastAsia="仿宋" w:cs="Times New Roman"/>
-          <w:color w:val="000000"/>
-          <w:sz w:val="24"/>
-          <w:szCs w:val="24"/>
-          <w:lang w:val="en-US" w:eastAsia="zh-CN"/>
-        </w:rPr>
-        <w:t>2_year</w:t>
+        <w:t>snow_slope</w:t>
       </w:r>
       <w:r>
         <w:rPr>
@@ -324,67 +454,27 @@
           <w:szCs w:val="24"/>
           <w:lang w:val="en-US" w:eastAsia="zh-CN"/>
         </w:rPr>
-        <w:t>年）之间，</w:t>
-      </w:r>
-      <w:r>
-        <w:rPr>
-          <w:rFonts w:hint="default" w:ascii="Times New Roman" w:hAnsi="Times New Roman" w:eastAsia="仿宋" w:cs="Times New Roman"/>
-          <w:color w:val="000000"/>
-          <w:sz w:val="24"/>
-          <w:szCs w:val="24"/>
-          <w:lang w:val="en-US" w:eastAsia="zh-CN"/>
-        </w:rPr>
-        <w:t>{{station_name}}</w:t>
-      </w:r>
-      <w:r>
-        <w:rPr>
-          <w:rFonts w:hint="eastAsia" w:ascii="Times New Roman" w:hAnsi="Times New Roman" w:eastAsia="仿宋" w:cs="Times New Roman"/>
-          <w:color w:val="000000"/>
-          <w:sz w:val="24"/>
-          <w:szCs w:val="24"/>
-          <w:lang w:val="en-US" w:eastAsia="zh-CN"/>
-        </w:rPr>
-        <w:t>的年积雪深度呈</w:t>
-      </w:r>
-      <w:r>
-        <w:rPr>
-          <w:rFonts w:hint="default" w:ascii="Times New Roman" w:hAnsi="Times New Roman" w:eastAsia="仿宋" w:cs="Times New Roman"/>
-          <w:color w:val="000000"/>
-          <w:sz w:val="24"/>
-          <w:szCs w:val="24"/>
-          <w:lang w:val="en-US" w:eastAsia="zh-CN"/>
-        </w:rPr>
-        <w:t>{{average_</w:t>
-      </w:r>
-      <w:r>
-        <w:rPr>
-          <w:rFonts w:hint="eastAsia" w:ascii="Times New Roman" w:hAnsi="Times New Roman" w:eastAsia="仿宋" w:cs="Times New Roman"/>
-          <w:color w:val="000000"/>
-          <w:sz w:val="24"/>
-          <w:szCs w:val="24"/>
-          <w:lang w:val="en-US" w:eastAsia="zh-CN"/>
-        </w:rPr>
-        <w:t>snow_slope</w:t>
-      </w:r>
-      <w:r>
-        <w:rPr>
-          <w:rFonts w:hint="default" w:ascii="Times New Roman" w:hAnsi="Times New Roman" w:eastAsia="仿宋" w:cs="Times New Roman"/>
-          <w:color w:val="000000"/>
-          <w:sz w:val="24"/>
-          <w:szCs w:val="24"/>
-          <w:lang w:val="en-US" w:eastAsia="zh-CN"/>
-        </w:rPr>
-        <w:t>}}</w:t>
-      </w:r>
-      <w:r>
-        <w:rPr>
-          <w:rFonts w:hint="eastAsia" w:ascii="Times New Roman" w:hAnsi="Times New Roman" w:eastAsia="仿宋" w:cs="Times New Roman"/>
-          <w:color w:val="000000"/>
-          <w:sz w:val="24"/>
-          <w:szCs w:val="24"/>
-          <w:lang w:val="en-US" w:eastAsia="zh-CN"/>
-        </w:rPr>
-        <w:t>趋势（图1）。</w:t>
+        <w:t>趋势，</w:t>
+      </w:r>
+      <w:r>
+        <w:rPr>
+          <w:rFonts w:hint="default" w:ascii="Times New Roman" w:hAnsi="Times New Roman" w:eastAsia="仿宋" w:cs="Times New Roman"/>
+          <w:color w:val="000000"/>
+          <w:sz w:val="24"/>
+          <w:szCs w:val="24"/>
+          <w:lang w:val="en-US" w:eastAsia="zh-CN"/>
+        </w:rPr>
+        <w:t>{{average_trend_text}}</w:t>
+      </w:r>
+      <w:r>
+        <w:rPr>
+          <w:rFonts w:hint="eastAsia" w:ascii="Times New Roman" w:hAnsi="Times New Roman" w:eastAsia="仿宋" w:cs="Times New Roman"/>
+          <w:color w:val="000000"/>
+          <w:sz w:val="24"/>
+          <w:szCs w:val="24"/>
+          <w:lang w:val="en-US" w:eastAsia="zh-CN"/>
+        </w:rPr>
+        <w:t>（图1）。</w:t>
       </w:r>
     </w:p>
     <w:p>
@@ -619,10 +709,10 @@
         <w:spacing w:line="360" w:lineRule="auto"/>
         <w:ind w:firstLine="420" w:firstLineChars="0"/>
         <w:rPr>
-          <w:rFonts w:hint="default" w:ascii="Times New Roman" w:hAnsi="Times New Roman" w:eastAsia="仿宋" w:cs="Times New Roman"/>
-          <w:color w:val="000000"/>
-          <w:sz w:val="28"/>
-          <w:szCs w:val="28"/>
+          <w:rFonts w:hint="eastAsia" w:ascii="Times New Roman" w:hAnsi="Times New Roman" w:eastAsia="仿宋" w:cs="Times New Roman"/>
+          <w:color w:val="000000"/>
+          <w:sz w:val="24"/>
+          <w:szCs w:val="24"/>
           <w:lang w:val="en-US" w:eastAsia="zh-CN"/>
         </w:rPr>
       </w:pPr>
@@ -648,13 +738,23 @@
       </w:r>
       <w:r>
         <w:rPr>
-          <w:rFonts w:hint="default" w:ascii="Times New Roman" w:hAnsi="Times New Roman" w:eastAsia="仿宋" w:cs="Times New Roman"/>
-          <w:color w:val="000000"/>
-          <w:sz w:val="24"/>
-          <w:szCs w:val="24"/>
-          <w:lang w:val="en-US" w:eastAsia="zh-CN"/>
-        </w:rPr>
-        <w:t>在{{average_</w:t>
+          <w:rFonts w:hint="eastAsia" w:cs="Times New Roman"/>
+          <w:color w:val="000000"/>
+          <w:sz w:val="24"/>
+          <w:szCs w:val="24"/>
+          <w:lang w:val="en-US" w:eastAsia="zh-CN"/>
+        </w:rPr>
+        <w:t>最高发生在</w:t>
+      </w:r>
+      <w:r>
+        <w:rPr>
+          <w:rFonts w:hint="default" w:ascii="Times New Roman" w:hAnsi="Times New Roman" w:eastAsia="仿宋" w:cs="Times New Roman"/>
+          <w:color w:val="000000"/>
+          <w:sz w:val="24"/>
+          <w:szCs w:val="24"/>
+          <w:lang w:val="en-US" w:eastAsia="zh-CN"/>
+        </w:rPr>
+        <w:t>{{average_</w:t>
       </w:r>
       <w:r>
         <w:rPr>
@@ -674,6 +774,156 @@
           <w:szCs w:val="24"/>
           <w:lang w:val="en-US" w:eastAsia="zh-CN"/>
         </w:rPr>
+        <w:t>_m2_month}}</w:t>
+      </w:r>
+      <w:r>
+        <w:rPr>
+          <w:rFonts w:hint="eastAsia" w:cs="Times New Roman"/>
+          <w:color w:val="000000"/>
+          <w:sz w:val="24"/>
+          <w:szCs w:val="24"/>
+          <w:lang w:val="en-US" w:eastAsia="zh-CN"/>
+        </w:rPr>
+        <w:t>，为</w:t>
+      </w:r>
+      <w:r>
+        <w:rPr>
+          <w:rFonts w:hint="default" w:ascii="Times New Roman" w:hAnsi="Times New Roman" w:eastAsia="仿宋" w:cs="Times New Roman"/>
+          <w:color w:val="000000"/>
+          <w:sz w:val="24"/>
+          <w:szCs w:val="24"/>
+          <w:lang w:val="en-US" w:eastAsia="zh-CN"/>
+        </w:rPr>
+        <w:t>{{average_</w:t>
+      </w:r>
+      <w:r>
+        <w:rPr>
+          <w:rFonts w:hint="eastAsia" w:ascii="Times New Roman" w:hAnsi="Times New Roman" w:eastAsia="仿宋" w:cs="Times New Roman"/>
+          <w:color w:val="000000"/>
+          <w:sz w:val="24"/>
+          <w:szCs w:val="24"/>
+          <w:lang w:val="en-US" w:eastAsia="zh-CN"/>
+        </w:rPr>
+        <w:t>snow</w:t>
+      </w:r>
+      <w:r>
+        <w:rPr>
+          <w:rFonts w:hint="default" w:ascii="Times New Roman" w:hAnsi="Times New Roman" w:eastAsia="仿宋" w:cs="Times New Roman"/>
+          <w:color w:val="000000"/>
+          <w:sz w:val="24"/>
+          <w:szCs w:val="24"/>
+          <w:lang w:val="en-US" w:eastAsia="zh-CN"/>
+        </w:rPr>
+        <w:t>_m</w:t>
+      </w:r>
+      <w:r>
+        <w:rPr>
+          <w:rFonts w:hint="eastAsia" w:cs="Times New Roman"/>
+          <w:color w:val="000000"/>
+          <w:sz w:val="24"/>
+          <w:szCs w:val="24"/>
+          <w:lang w:val="en-US" w:eastAsia="zh-CN"/>
+        </w:rPr>
+        <w:t>2</w:t>
+      </w:r>
+      <w:r>
+        <w:rPr>
+          <w:rFonts w:hint="default" w:ascii="Times New Roman" w:hAnsi="Times New Roman" w:eastAsia="仿宋" w:cs="Times New Roman"/>
+          <w:color w:val="000000"/>
+          <w:sz w:val="24"/>
+          <w:szCs w:val="24"/>
+          <w:lang w:val="en-US" w:eastAsia="zh-CN"/>
+        </w:rPr>
+        <w:t>}}</w:t>
+      </w:r>
+      <w:r>
+        <w:rPr>
+          <w:rFonts w:hint="eastAsia" w:ascii="Times New Roman" w:hAnsi="Times New Roman" w:eastAsia="仿宋" w:cs="Times New Roman"/>
+          <w:color w:val="000000"/>
+          <w:sz w:val="24"/>
+          <w:szCs w:val="24"/>
+          <w:lang w:val="en-US" w:eastAsia="zh-CN"/>
+        </w:rPr>
+        <w:t>mm</w:t>
+      </w:r>
+      <w:r>
+        <w:rPr>
+          <w:rFonts w:hint="eastAsia" w:cs="Times New Roman"/>
+          <w:color w:val="000000"/>
+          <w:sz w:val="24"/>
+          <w:szCs w:val="24"/>
+          <w:lang w:val="en-US" w:eastAsia="zh-CN"/>
+        </w:rPr>
+        <w:t>，最低发生在</w:t>
+      </w:r>
+      <w:r>
+        <w:rPr>
+          <w:rFonts w:hint="default" w:ascii="Times New Roman" w:hAnsi="Times New Roman" w:eastAsia="仿宋" w:cs="Times New Roman"/>
+          <w:color w:val="000000"/>
+          <w:sz w:val="24"/>
+          <w:szCs w:val="24"/>
+          <w:lang w:val="en-US" w:eastAsia="zh-CN"/>
+        </w:rPr>
+        <w:t>{{average_</w:t>
+      </w:r>
+      <w:r>
+        <w:rPr>
+          <w:rFonts w:hint="eastAsia" w:ascii="Times New Roman" w:hAnsi="Times New Roman" w:eastAsia="仿宋" w:cs="Times New Roman"/>
+          <w:color w:val="000000"/>
+          <w:sz w:val="24"/>
+          <w:szCs w:val="24"/>
+          <w:lang w:val="en-US" w:eastAsia="zh-CN"/>
+        </w:rPr>
+        <w:t>snow</w:t>
+      </w:r>
+      <w:r>
+        <w:rPr>
+          <w:rFonts w:hint="default" w:ascii="Times New Roman" w:hAnsi="Times New Roman" w:eastAsia="仿宋" w:cs="Times New Roman"/>
+          <w:color w:val="000000"/>
+          <w:sz w:val="24"/>
+          <w:szCs w:val="24"/>
+          <w:lang w:val="en-US" w:eastAsia="zh-CN"/>
+        </w:rPr>
+        <w:t>_m1_month}}</w:t>
+      </w:r>
+      <w:r>
+        <w:rPr>
+          <w:rFonts w:hint="eastAsia" w:cs="Times New Roman"/>
+          <w:color w:val="000000"/>
+          <w:sz w:val="24"/>
+          <w:szCs w:val="24"/>
+          <w:lang w:val="en-US" w:eastAsia="zh-CN"/>
+        </w:rPr>
+        <w:t>，为</w:t>
+      </w:r>
+      <w:r>
+        <w:rPr>
+          <w:rFonts w:hint="default" w:ascii="Times New Roman" w:hAnsi="Times New Roman" w:eastAsia="仿宋" w:cs="Times New Roman"/>
+          <w:color w:val="000000"/>
+          <w:sz w:val="24"/>
+          <w:szCs w:val="24"/>
+          <w:lang w:val="en-US" w:eastAsia="zh-CN"/>
+        </w:rPr>
+        <w:t>{{average_</w:t>
+      </w:r>
+      <w:r>
+        <w:rPr>
+          <w:rFonts w:hint="eastAsia" w:ascii="Times New Roman" w:hAnsi="Times New Roman" w:eastAsia="仿宋" w:cs="Times New Roman"/>
+          <w:color w:val="000000"/>
+          <w:sz w:val="24"/>
+          <w:szCs w:val="24"/>
+          <w:lang w:val="en-US" w:eastAsia="zh-CN"/>
+        </w:rPr>
+        <w:t>snow</w:t>
+      </w:r>
+      <w:r>
+        <w:rPr>
+          <w:rFonts w:hint="default" w:ascii="Times New Roman" w:hAnsi="Times New Roman" w:eastAsia="仿宋" w:cs="Times New Roman"/>
+          <w:color w:val="000000"/>
+          <w:sz w:val="24"/>
+          <w:szCs w:val="24"/>
+          <w:lang w:val="en-US" w:eastAsia="zh-CN"/>
+        </w:rPr>
         <w:t>_m1}}</w:t>
       </w:r>
       <w:r>
@@ -684,17 +934,107 @@
           <w:szCs w:val="24"/>
           <w:lang w:val="en-US" w:eastAsia="zh-CN"/>
         </w:rPr>
-        <w:t>cm</w:t>
-      </w:r>
-      <w:r>
-        <w:rPr>
-          <w:rFonts w:hint="default" w:ascii="Times New Roman" w:hAnsi="Times New Roman" w:eastAsia="仿宋" w:cs="Times New Roman"/>
-          <w:color w:val="000000"/>
-          <w:sz w:val="24"/>
-          <w:szCs w:val="24"/>
-          <w:lang w:val="en-US" w:eastAsia="zh-CN"/>
-        </w:rPr>
-        <w:t>（{{average_</w:t>
+        <w:t>mm</w:t>
+      </w:r>
+      <w:r>
+        <w:rPr>
+          <w:rFonts w:hint="default" w:ascii="Times New Roman" w:hAnsi="Times New Roman" w:eastAsia="仿宋" w:cs="Times New Roman"/>
+          <w:color w:val="000000"/>
+          <w:sz w:val="24"/>
+          <w:szCs w:val="24"/>
+          <w:lang w:val="en-US" w:eastAsia="zh-CN"/>
+        </w:rPr>
+        <w:t>（图</w:t>
+      </w:r>
+      <w:r>
+        <w:rPr>
+          <w:rFonts w:hint="eastAsia" w:cs="Times New Roman"/>
+          <w:color w:val="000000"/>
+          <w:sz w:val="24"/>
+          <w:szCs w:val="24"/>
+          <w:lang w:val="en-US" w:eastAsia="zh-CN"/>
+        </w:rPr>
+        <w:t>2</w:t>
+      </w:r>
+      <w:r>
+        <w:rPr>
+          <w:rFonts w:hint="default" w:ascii="Times New Roman" w:hAnsi="Times New Roman" w:eastAsia="仿宋" w:cs="Times New Roman"/>
+          <w:color w:val="000000"/>
+          <w:sz w:val="24"/>
+          <w:szCs w:val="24"/>
+          <w:lang w:val="en-US" w:eastAsia="zh-CN"/>
+        </w:rPr>
+        <w:t>）</w:t>
+      </w:r>
+      <w:r>
+        <w:rPr>
+          <w:rFonts w:hint="eastAsia" w:ascii="Times New Roman" w:hAnsi="Times New Roman" w:eastAsia="仿宋" w:cs="Times New Roman"/>
+          <w:color w:val="000000"/>
+          <w:sz w:val="24"/>
+          <w:szCs w:val="24"/>
+          <w:lang w:val="en-US" w:eastAsia="zh-CN"/>
+        </w:rPr>
+        <w:t>。</w:t>
+      </w:r>
+      <w:r>
+        <w:rPr>
+          <w:rFonts w:hint="default" w:ascii="Times New Roman" w:hAnsi="Times New Roman" w:eastAsia="仿宋" w:cs="Times New Roman"/>
+          <w:color w:val="000000"/>
+          <w:sz w:val="24"/>
+          <w:szCs w:val="24"/>
+          <w:lang w:val="en-US" w:eastAsia="zh-CN"/>
+        </w:rPr>
+        <w:t>月</w:t>
+      </w:r>
+      <w:r>
+        <w:rPr>
+          <w:rFonts w:hint="eastAsia" w:ascii="Times New Roman" w:hAnsi="Times New Roman" w:eastAsia="仿宋" w:cs="Times New Roman"/>
+          <w:color w:val="000000"/>
+          <w:sz w:val="24"/>
+          <w:szCs w:val="24"/>
+          <w:lang w:val="en-US" w:eastAsia="zh-CN"/>
+        </w:rPr>
+        <w:t>最大积雪深度</w:t>
+      </w:r>
+      <w:r>
+        <w:rPr>
+          <w:rFonts w:hint="eastAsia" w:cs="Times New Roman"/>
+          <w:color w:val="000000"/>
+          <w:sz w:val="24"/>
+          <w:szCs w:val="24"/>
+          <w:lang w:val="en-US" w:eastAsia="zh-CN"/>
+        </w:rPr>
+        <w:t>最高发生在</w:t>
+      </w:r>
+      <w:r>
+        <w:rPr>
+          <w:rFonts w:hint="default" w:ascii="Times New Roman" w:hAnsi="Times New Roman" w:eastAsia="仿宋" w:cs="Times New Roman"/>
+          <w:color w:val="000000"/>
+          <w:sz w:val="24"/>
+          <w:szCs w:val="24"/>
+          <w:lang w:val="en-US" w:eastAsia="zh-CN"/>
+        </w:rPr>
+        <w:t>{{</w:t>
+      </w:r>
+      <w:r>
+        <w:rPr>
+          <w:rFonts w:hint="eastAsia" w:ascii="Times New Roman" w:hAnsi="Times New Roman" w:eastAsia="仿宋" w:cs="Times New Roman"/>
+          <w:color w:val="000000"/>
+          <w:sz w:val="24"/>
+          <w:szCs w:val="24"/>
+          <w:lang w:val="en-US" w:eastAsia="zh-CN"/>
+        </w:rPr>
+        <w:t>max</w:t>
+      </w:r>
+      <w:r>
+        <w:rPr>
+          <w:rFonts w:hint="default" w:ascii="Times New Roman" w:hAnsi="Times New Roman" w:eastAsia="仿宋" w:cs="Times New Roman"/>
+          <w:color w:val="000000"/>
+          <w:sz w:val="24"/>
+          <w:szCs w:val="24"/>
+          <w:lang w:val="en-US" w:eastAsia="zh-CN"/>
+        </w:rPr>
+        <w:t>_</w:t>
       </w:r>
       <w:r>
         <w:rPr>
@@ -714,7 +1054,47 @@
           <w:szCs w:val="24"/>
           <w:lang w:val="en-US" w:eastAsia="zh-CN"/>
         </w:rPr>
-        <w:t>_m1_month}}）～{{average_</w:t>
+        <w:t>_m2_month}}</w:t>
+      </w:r>
+      <w:r>
+        <w:rPr>
+          <w:rFonts w:hint="eastAsia" w:cs="Times New Roman"/>
+          <w:color w:val="000000"/>
+          <w:sz w:val="24"/>
+          <w:szCs w:val="24"/>
+          <w:lang w:val="en-US" w:eastAsia="zh-CN"/>
+        </w:rPr>
+        <w:t>，为</w:t>
+      </w:r>
+      <w:r>
+        <w:rPr>
+          <w:rFonts w:hint="default" w:ascii="Times New Roman" w:hAnsi="Times New Roman" w:eastAsia="仿宋" w:cs="Times New Roman"/>
+          <w:color w:val="000000"/>
+          <w:sz w:val="24"/>
+          <w:szCs w:val="24"/>
+          <w:lang w:val="en-US" w:eastAsia="zh-CN"/>
+        </w:rPr>
+        <w:t>{{</w:t>
+      </w:r>
+      <w:r>
+        <w:rPr>
+          <w:rFonts w:hint="eastAsia" w:ascii="Times New Roman" w:hAnsi="Times New Roman" w:eastAsia="仿宋" w:cs="Times New Roman"/>
+          <w:color w:val="000000"/>
+          <w:sz w:val="24"/>
+          <w:szCs w:val="24"/>
+          <w:lang w:val="en-US" w:eastAsia="zh-CN"/>
+        </w:rPr>
+        <w:t>max</w:t>
+      </w:r>
+      <w:r>
+        <w:rPr>
+          <w:rFonts w:hint="default" w:ascii="Times New Roman" w:hAnsi="Times New Roman" w:eastAsia="仿宋" w:cs="Times New Roman"/>
+          <w:color w:val="000000"/>
+          <w:sz w:val="24"/>
+          <w:szCs w:val="24"/>
+          <w:lang w:val="en-US" w:eastAsia="zh-CN"/>
+        </w:rPr>
+        <w:t>_</w:t>
       </w:r>
       <w:r>
         <w:rPr>
@@ -734,27 +1114,79 @@
           <w:szCs w:val="24"/>
           <w:lang w:val="en-US" w:eastAsia="zh-CN"/>
         </w:rPr>
-        <w:t>_m2}}</w:t>
-      </w:r>
-      <w:r>
-        <w:rPr>
-          <w:rFonts w:hint="eastAsia" w:ascii="Times New Roman" w:hAnsi="Times New Roman" w:eastAsia="仿宋" w:cs="Times New Roman"/>
-          <w:color w:val="000000"/>
-          <w:sz w:val="24"/>
-          <w:szCs w:val="24"/>
-          <w:lang w:val="en-US" w:eastAsia="zh-CN"/>
-        </w:rPr>
-        <w:t>cm</w:t>
-      </w:r>
-      <w:r>
-        <w:rPr>
-          <w:rFonts w:hint="default" w:ascii="Times New Roman" w:hAnsi="Times New Roman" w:eastAsia="仿宋" w:cs="Times New Roman"/>
-          <w:color w:val="000000"/>
-          <w:sz w:val="24"/>
-          <w:szCs w:val="24"/>
-          <w:lang w:val="en-US" w:eastAsia="zh-CN"/>
-        </w:rPr>
-        <w:t>（{{average_</w:t>
+        <w:t>_m</w:t>
+      </w:r>
+      <w:r>
+        <w:rPr>
+          <w:rFonts w:hint="eastAsia" w:cs="Times New Roman"/>
+          <w:color w:val="000000"/>
+          <w:sz w:val="24"/>
+          <w:szCs w:val="24"/>
+          <w:lang w:val="en-US" w:eastAsia="zh-CN"/>
+        </w:rPr>
+        <w:t>2</w:t>
+      </w:r>
+      <w:bookmarkStart w:id="0" w:name="_GoBack"/>
+      <w:bookmarkEnd w:id="0"/>
+      <w:r>
+        <w:rPr>
+          <w:rFonts w:hint="default" w:ascii="Times New Roman" w:hAnsi="Times New Roman" w:eastAsia="仿宋" w:cs="Times New Roman"/>
+          <w:color w:val="000000"/>
+          <w:sz w:val="24"/>
+          <w:szCs w:val="24"/>
+          <w:lang w:val="en-US" w:eastAsia="zh-CN"/>
+        </w:rPr>
+        <w:t>}}</w:t>
+      </w:r>
+      <w:r>
+        <w:rPr>
+          <w:rFonts w:hint="eastAsia" w:ascii="Times New Roman" w:hAnsi="Times New Roman" w:eastAsia="仿宋" w:cs="Times New Roman"/>
+          <w:color w:val="000000"/>
+          <w:sz w:val="24"/>
+          <w:szCs w:val="24"/>
+          <w:lang w:val="en-US" w:eastAsia="zh-CN"/>
+        </w:rPr>
+        <w:t>mm</w:t>
+      </w:r>
+      <w:r>
+        <w:rPr>
+          <w:rFonts w:hint="eastAsia" w:cs="Times New Roman"/>
+          <w:color w:val="000000"/>
+          <w:sz w:val="24"/>
+          <w:szCs w:val="24"/>
+          <w:lang w:val="en-US" w:eastAsia="zh-CN"/>
+        </w:rPr>
+        <w:t>，最低发生在</w:t>
+      </w:r>
+      <w:r>
+        <w:rPr>
+          <w:rFonts w:hint="default" w:ascii="Times New Roman" w:hAnsi="Times New Roman" w:eastAsia="仿宋" w:cs="Times New Roman"/>
+          <w:color w:val="000000"/>
+          <w:sz w:val="24"/>
+          <w:szCs w:val="24"/>
+          <w:lang w:val="en-US" w:eastAsia="zh-CN"/>
+        </w:rPr>
+        <w:t>{{</w:t>
+      </w:r>
+      <w:r>
+        <w:rPr>
+          <w:rFonts w:hint="eastAsia" w:ascii="Times New Roman" w:hAnsi="Times New Roman" w:eastAsia="仿宋" w:cs="Times New Roman"/>
+          <w:color w:val="000000"/>
+          <w:sz w:val="24"/>
+          <w:szCs w:val="24"/>
+          <w:lang w:val="en-US" w:eastAsia="zh-CN"/>
+        </w:rPr>
+        <w:t>max</w:t>
+      </w:r>
+      <w:r>
+        <w:rPr>
+          <w:rFonts w:hint="default" w:ascii="Times New Roman" w:hAnsi="Times New Roman" w:eastAsia="仿宋" w:cs="Times New Roman"/>
+          <w:color w:val="000000"/>
+          <w:sz w:val="24"/>
+          <w:szCs w:val="24"/>
+          <w:lang w:val="en-US" w:eastAsia="zh-CN"/>
+        </w:rPr>
+        <w:t>_</w:t>
       </w:r>
       <w:r>
         <w:rPr>
@@ -774,47 +1206,27 @@
           <w:szCs w:val="24"/>
           <w:lang w:val="en-US" w:eastAsia="zh-CN"/>
         </w:rPr>
-        <w:t>_m2_month}}）之间（图</w:t>
-      </w:r>
-      <w:r>
-        <w:rPr>
-          <w:rFonts w:hint="eastAsia" w:ascii="Times New Roman" w:hAnsi="Times New Roman" w:eastAsia="仿宋" w:cs="Times New Roman"/>
-          <w:color w:val="000000"/>
-          <w:sz w:val="24"/>
-          <w:szCs w:val="24"/>
-          <w:lang w:val="en-US" w:eastAsia="zh-CN"/>
-        </w:rPr>
-        <w:t>2</w:t>
-      </w:r>
-      <w:r>
-        <w:rPr>
-          <w:rFonts w:hint="default" w:ascii="Times New Roman" w:hAnsi="Times New Roman" w:eastAsia="仿宋" w:cs="Times New Roman"/>
-          <w:color w:val="000000"/>
-          <w:sz w:val="24"/>
-          <w:szCs w:val="24"/>
-          <w:lang w:val="en-US" w:eastAsia="zh-CN"/>
-        </w:rPr>
-        <w:t>），月</w:t>
-      </w:r>
-      <w:r>
-        <w:rPr>
-          <w:rFonts w:hint="eastAsia" w:ascii="Times New Roman" w:hAnsi="Times New Roman" w:eastAsia="仿宋" w:cs="Times New Roman"/>
-          <w:color w:val="000000"/>
-          <w:sz w:val="24"/>
-          <w:szCs w:val="24"/>
-          <w:lang w:val="en-US" w:eastAsia="zh-CN"/>
-        </w:rPr>
-        <w:t>最大积雪深度</w:t>
-      </w:r>
-      <w:r>
-        <w:rPr>
-          <w:rFonts w:hint="default" w:ascii="Times New Roman" w:hAnsi="Times New Roman" w:eastAsia="仿宋" w:cs="Times New Roman"/>
-          <w:color w:val="000000"/>
-          <w:sz w:val="24"/>
-          <w:szCs w:val="24"/>
-          <w:lang w:val="en-US" w:eastAsia="zh-CN"/>
-        </w:rPr>
-        <w:t>在{{</w:t>
+        <w:t>_m1_month}}</w:t>
+      </w:r>
+      <w:r>
+        <w:rPr>
+          <w:rFonts w:hint="eastAsia" w:cs="Times New Roman"/>
+          <w:color w:val="000000"/>
+          <w:sz w:val="24"/>
+          <w:szCs w:val="24"/>
+          <w:lang w:val="en-US" w:eastAsia="zh-CN"/>
+        </w:rPr>
+        <w:t>，为</w:t>
+      </w:r>
+      <w:r>
+        <w:rPr>
+          <w:rFonts w:hint="default" w:ascii="Times New Roman" w:hAnsi="Times New Roman" w:eastAsia="仿宋" w:cs="Times New Roman"/>
+          <w:color w:val="000000"/>
+          <w:sz w:val="24"/>
+          <w:szCs w:val="24"/>
+          <w:lang w:val="en-US" w:eastAsia="zh-CN"/>
+        </w:rPr>
+        <w:t>{{</w:t>
       </w:r>
       <w:r>
         <w:rPr>
@@ -864,161 +1276,21 @@
           <w:szCs w:val="24"/>
           <w:lang w:val="en-US" w:eastAsia="zh-CN"/>
         </w:rPr>
-        <w:t>cm</w:t>
-      </w:r>
-      <w:r>
-        <w:rPr>
-          <w:rFonts w:hint="default" w:ascii="Times New Roman" w:hAnsi="Times New Roman" w:eastAsia="仿宋" w:cs="Times New Roman"/>
-          <w:color w:val="000000"/>
-          <w:sz w:val="24"/>
-          <w:szCs w:val="24"/>
-          <w:lang w:val="en-US" w:eastAsia="zh-CN"/>
-        </w:rPr>
-        <w:t>（{{</w:t>
-      </w:r>
-      <w:r>
-        <w:rPr>
-          <w:rFonts w:hint="eastAsia" w:ascii="Times New Roman" w:hAnsi="Times New Roman" w:eastAsia="仿宋" w:cs="Times New Roman"/>
-          <w:color w:val="000000"/>
-          <w:sz w:val="24"/>
-          <w:szCs w:val="24"/>
-          <w:lang w:val="en-US" w:eastAsia="zh-CN"/>
-        </w:rPr>
-        <w:t>max</w:t>
-      </w:r>
-      <w:r>
-        <w:rPr>
-          <w:rFonts w:hint="default" w:ascii="Times New Roman" w:hAnsi="Times New Roman" w:eastAsia="仿宋" w:cs="Times New Roman"/>
-          <w:color w:val="000000"/>
-          <w:sz w:val="24"/>
-          <w:szCs w:val="24"/>
-          <w:lang w:val="en-US" w:eastAsia="zh-CN"/>
-        </w:rPr>
-        <w:t>_</w:t>
-      </w:r>
-      <w:r>
-        <w:rPr>
-          <w:rFonts w:hint="eastAsia" w:ascii="Times New Roman" w:hAnsi="Times New Roman" w:eastAsia="仿宋" w:cs="Times New Roman"/>
-          <w:color w:val="000000"/>
-          <w:sz w:val="24"/>
-          <w:szCs w:val="24"/>
-          <w:lang w:val="en-US" w:eastAsia="zh-CN"/>
-        </w:rPr>
-        <w:t>snow</w:t>
-      </w:r>
-      <w:r>
-        <w:rPr>
-          <w:rFonts w:hint="default" w:ascii="Times New Roman" w:hAnsi="Times New Roman" w:eastAsia="仿宋" w:cs="Times New Roman"/>
-          <w:color w:val="000000"/>
-          <w:sz w:val="24"/>
-          <w:szCs w:val="24"/>
-          <w:lang w:val="en-US" w:eastAsia="zh-CN"/>
-        </w:rPr>
-        <w:t>_m1_month}}）～{{</w:t>
-      </w:r>
-      <w:r>
-        <w:rPr>
-          <w:rFonts w:hint="eastAsia" w:ascii="Times New Roman" w:hAnsi="Times New Roman" w:eastAsia="仿宋" w:cs="Times New Roman"/>
-          <w:color w:val="000000"/>
-          <w:sz w:val="24"/>
-          <w:szCs w:val="24"/>
-          <w:lang w:val="en-US" w:eastAsia="zh-CN"/>
-        </w:rPr>
-        <w:t>max</w:t>
-      </w:r>
-      <w:r>
-        <w:rPr>
-          <w:rFonts w:hint="default" w:ascii="Times New Roman" w:hAnsi="Times New Roman" w:eastAsia="仿宋" w:cs="Times New Roman"/>
-          <w:color w:val="000000"/>
-          <w:sz w:val="24"/>
-          <w:szCs w:val="24"/>
-          <w:lang w:val="en-US" w:eastAsia="zh-CN"/>
-        </w:rPr>
-        <w:t>_</w:t>
-      </w:r>
-      <w:r>
-        <w:rPr>
-          <w:rFonts w:hint="eastAsia" w:ascii="Times New Roman" w:hAnsi="Times New Roman" w:eastAsia="仿宋" w:cs="Times New Roman"/>
-          <w:color w:val="000000"/>
-          <w:sz w:val="24"/>
-          <w:szCs w:val="24"/>
-          <w:lang w:val="en-US" w:eastAsia="zh-CN"/>
-        </w:rPr>
-        <w:t>snow</w:t>
-      </w:r>
-      <w:r>
-        <w:rPr>
-          <w:rFonts w:hint="default" w:ascii="Times New Roman" w:hAnsi="Times New Roman" w:eastAsia="仿宋" w:cs="Times New Roman"/>
-          <w:color w:val="000000"/>
-          <w:sz w:val="24"/>
-          <w:szCs w:val="24"/>
-          <w:lang w:val="en-US" w:eastAsia="zh-CN"/>
-        </w:rPr>
-        <w:t>_m2}}</w:t>
-      </w:r>
-      <w:r>
-        <w:rPr>
-          <w:rFonts w:hint="eastAsia" w:ascii="Times New Roman" w:hAnsi="Times New Roman" w:eastAsia="仿宋" w:cs="Times New Roman"/>
-          <w:color w:val="000000"/>
-          <w:sz w:val="24"/>
-          <w:szCs w:val="24"/>
-          <w:lang w:val="en-US" w:eastAsia="zh-CN"/>
-        </w:rPr>
-        <w:t>cm</w:t>
-      </w:r>
-      <w:r>
-        <w:rPr>
-          <w:rFonts w:hint="default" w:ascii="Times New Roman" w:hAnsi="Times New Roman" w:eastAsia="仿宋" w:cs="Times New Roman"/>
-          <w:color w:val="000000"/>
-          <w:sz w:val="24"/>
-          <w:szCs w:val="24"/>
-          <w:lang w:val="en-US" w:eastAsia="zh-CN"/>
-        </w:rPr>
-        <w:t>（{{</w:t>
-      </w:r>
-      <w:r>
-        <w:rPr>
-          <w:rFonts w:hint="eastAsia" w:ascii="Times New Roman" w:hAnsi="Times New Roman" w:eastAsia="仿宋" w:cs="Times New Roman"/>
-          <w:color w:val="000000"/>
-          <w:sz w:val="24"/>
-          <w:szCs w:val="24"/>
-          <w:lang w:val="en-US" w:eastAsia="zh-CN"/>
-        </w:rPr>
-        <w:t>max</w:t>
-      </w:r>
-      <w:r>
-        <w:rPr>
-          <w:rFonts w:hint="default" w:ascii="Times New Roman" w:hAnsi="Times New Roman" w:eastAsia="仿宋" w:cs="Times New Roman"/>
-          <w:color w:val="000000"/>
-          <w:sz w:val="24"/>
-          <w:szCs w:val="24"/>
-          <w:lang w:val="en-US" w:eastAsia="zh-CN"/>
-        </w:rPr>
-        <w:t>_</w:t>
-      </w:r>
-      <w:r>
-        <w:rPr>
-          <w:rFonts w:hint="eastAsia" w:ascii="Times New Roman" w:hAnsi="Times New Roman" w:eastAsia="仿宋" w:cs="Times New Roman"/>
-          <w:color w:val="000000"/>
-          <w:sz w:val="24"/>
-          <w:szCs w:val="24"/>
-          <w:lang w:val="en-US" w:eastAsia="zh-CN"/>
-        </w:rPr>
-        <w:t>snow</w:t>
-      </w:r>
-      <w:r>
-        <w:rPr>
-          <w:rFonts w:hint="default" w:ascii="Times New Roman" w:hAnsi="Times New Roman" w:eastAsia="仿宋" w:cs="Times New Roman"/>
-          <w:color w:val="000000"/>
-          <w:sz w:val="24"/>
-          <w:szCs w:val="24"/>
-          <w:lang w:val="en-US" w:eastAsia="zh-CN"/>
-        </w:rPr>
-        <w:t>_m2_month}}）之间（图</w:t>
-      </w:r>
-      <w:r>
-        <w:rPr>
-          <w:rFonts w:hint="eastAsia" w:ascii="Times New Roman" w:hAnsi="Times New Roman" w:eastAsia="仿宋" w:cs="Times New Roman"/>
+        <w:t>mm</w:t>
+      </w:r>
+      <w:r>
+        <w:rPr>
+          <w:rFonts w:hint="default" w:ascii="Times New Roman" w:hAnsi="Times New Roman" w:eastAsia="仿宋" w:cs="Times New Roman"/>
+          <w:color w:val="000000"/>
+          <w:sz w:val="24"/>
+          <w:szCs w:val="24"/>
+          <w:lang w:val="en-US" w:eastAsia="zh-CN"/>
+        </w:rPr>
+        <w:t>（图</w:t>
+      </w:r>
+      <w:r>
+        <w:rPr>
+          <w:rFonts w:hint="eastAsia" w:cs="Times New Roman"/>
           <w:color w:val="000000"/>
           <w:sz w:val="24"/>
           <w:szCs w:val="24"/>
@@ -1034,7 +1306,17 @@
           <w:szCs w:val="24"/>
           <w:lang w:val="en-US" w:eastAsia="zh-CN"/>
         </w:rPr>
-        <w:t>）。</w:t>
+        <w:t>）</w:t>
+      </w:r>
+      <w:r>
+        <w:rPr>
+          <w:rFonts w:hint="eastAsia" w:ascii="Times New Roman" w:hAnsi="Times New Roman" w:eastAsia="仿宋" w:cs="Times New Roman"/>
+          <w:color w:val="000000"/>
+          <w:sz w:val="24"/>
+          <w:szCs w:val="24"/>
+          <w:lang w:val="en-US" w:eastAsia="zh-CN"/>
+        </w:rPr>
+        <w:t>。</w:t>
       </w:r>
     </w:p>
     <w:p>
@@ -1314,7 +1596,6 @@
           <w:lang w:val="en-US" w:eastAsia="zh-CN"/>
         </w:rPr>
       </w:pPr>
-      <w:bookmarkStart w:id="0" w:name="_GoBack"/>
       <w:r>
         <w:rPr>
           <w:rFonts w:hint="eastAsia" w:ascii="Times New Roman" w:hAnsi="Times New Roman" w:eastAsia="黑体" w:cs="Times New Roman"/>
@@ -1382,7 +1663,6 @@
         <w:t>）</w:t>
       </w:r>
     </w:p>
-    <w:bookmarkEnd w:id="0"/>
     <w:p/>
     <w:sectPr>
       <w:pgSz w:w="11906" w:h="16838"/>
